--- a/docs/architecture/SEBM_Software_Architecture_and_Design.docx
+++ b/docs/architecture/SEBM_Software_Architecture_and_Design.docx
@@ -59,7 +59,7 @@
         <w:t xml:space="preserve">Authors: </w:t>
       </w:r>
       <w:r>
-        <w:t xml:space="preserve">Taran S (PES2UG24CS555), Suryatej Vojjala (PES2UG24CS541), Sujay P Nayak (PES2UG24CS533), Surya Raju Naik (PES2UG24CS540)</w:t>
+        <w:t xml:space="preserve">Dev A - Taran S (PES2UG24CS555, Scrum Master), Dev B - Suryatej Vojjala (PES2UG24CS541), Dev C - Sujay P Nayak (PES2UG24CS533), Dev D - Surya Raju Naik (PES2UG24CS540)</w:t>
       </w:r>
     </w:p>
     <w:p>
@@ -715,7 +715,7 @@
                 <w:sz w:val="19"/>
                 <w:szCs w:val="19"/>
               </w:rPr>
-              <w:t xml:space="preserve">Team Lead</w:t>
+              <w:t xml:space="preserve">Dev A (Team Lead, Scrum Master)</w:t>
             </w:r>
           </w:p>
         </w:tc>
@@ -800,7 +800,7 @@
                 <w:sz w:val="19"/>
                 <w:szCs w:val="19"/>
               </w:rPr>
-              <w:t xml:space="preserve">Team Member</w:t>
+              <w:t xml:space="preserve">Dev B</w:t>
             </w:r>
           </w:p>
         </w:tc>
@@ -884,7 +884,7 @@
                 <w:sz w:val="19"/>
                 <w:szCs w:val="19"/>
               </w:rPr>
-              <w:t xml:space="preserve">Team Member</w:t>
+              <w:t xml:space="preserve">Dev C</w:t>
             </w:r>
           </w:p>
         </w:tc>
@@ -969,7 +969,7 @@
                 <w:sz w:val="19"/>
                 <w:szCs w:val="19"/>
               </w:rPr>
-              <w:t xml:space="preserve">Team Member</w:t>
+              <w:t xml:space="preserve">Dev D</w:t>
             </w:r>
           </w:p>
         </w:tc>
@@ -1357,6 +1357,468 @@
         <w:t xml:space="preserve">Developers (project team): modularity, maintainability, and clear per-module ownership</w:t>
       </w:r>
     </w:p>
+    <w:p>
+      <w:pPr>
+        <w:spacing w:after="120"/>
+      </w:pPr>
+      <w:r>
+        <w:t xml:space="preserve">Module ownership and independent verification: every component is built by one team member and verified by a different one, so no module is tested only by its author.</w:t>
+      </w:r>
+    </w:p>
+    <w:tbl>
+      <w:tblPr>
+        <w:tblW w:type="dxa" w:w="10228"/>
+        <w:tblBorders>
+          <w:top w:val="single" w:color="auto" w:sz="4"/>
+          <w:left w:val="single" w:color="auto" w:sz="4"/>
+          <w:bottom w:val="single" w:color="auto" w:sz="4"/>
+          <w:right w:val="single" w:color="auto" w:sz="4"/>
+          <w:insideH w:val="single" w:color="auto" w:sz="4"/>
+          <w:insideV w:val="single" w:color="auto" w:sz="4"/>
+        </w:tblBorders>
+      </w:tblPr>
+      <w:tblGrid>
+        <w:gridCol w:w="4228"/>
+        <w:gridCol w:w="3000"/>
+        <w:gridCol w:w="3000"/>
+      </w:tblGrid>
+      <w:tr>
+        <w:trPr>
+          <w:tblHeader/>
+        </w:trPr>
+        <w:tc>
+          <w:tcPr>
+            <w:tcW w:type="dxa" w:w="4228"/>
+            <w:tcBorders>
+              <w:top w:val="single" w:color="999999" w:sz="4"/>
+              <w:left w:val="single" w:color="999999" w:sz="4"/>
+              <w:bottom w:val="single" w:color="999999" w:sz="4"/>
+              <w:right w:val="single" w:color="999999" w:sz="4"/>
+            </w:tcBorders>
+            <w:shd w:fill="1F6391" w:val="clear"/>
+            <w:tcMar>
+              <w:top w:type="dxa" w:w="60"/>
+              <w:left w:type="dxa" w:w="80"/>
+              <w:bottom w:type="dxa" w:w="60"/>
+              <w:right w:type="dxa" w:w="80"/>
+            </w:tcMar>
+            <w:vAlign w:val="center"/>
+          </w:tcPr>
+          <w:p>
+            <w:r>
+              <w:rPr>
+                <w:b/>
+                <w:bCs/>
+                <w:color w:val="FFFFFF"/>
+                <w:sz w:val="20"/>
+                <w:szCs w:val="20"/>
+              </w:rPr>
+              <w:t xml:space="preserve">Component(s)</w:t>
+            </w:r>
+          </w:p>
+        </w:tc>
+        <w:tc>
+          <w:tcPr>
+            <w:tcW w:type="dxa" w:w="3000"/>
+            <w:tcBorders>
+              <w:top w:val="single" w:color="999999" w:sz="4"/>
+              <w:left w:val="single" w:color="999999" w:sz="4"/>
+              <w:bottom w:val="single" w:color="999999" w:sz="4"/>
+              <w:right w:val="single" w:color="999999" w:sz="4"/>
+            </w:tcBorders>
+            <w:shd w:fill="1F6391" w:val="clear"/>
+            <w:tcMar>
+              <w:top w:type="dxa" w:w="60"/>
+              <w:left w:type="dxa" w:w="80"/>
+              <w:bottom w:type="dxa" w:w="60"/>
+              <w:right w:type="dxa" w:w="80"/>
+            </w:tcMar>
+            <w:vAlign w:val="center"/>
+          </w:tcPr>
+          <w:p>
+            <w:r>
+              <w:rPr>
+                <w:b/>
+                <w:bCs/>
+                <w:color w:val="FFFFFF"/>
+                <w:sz w:val="20"/>
+                <w:szCs w:val="20"/>
+              </w:rPr>
+              <w:t xml:space="preserve">Developed by</w:t>
+            </w:r>
+          </w:p>
+        </w:tc>
+        <w:tc>
+          <w:tcPr>
+            <w:tcW w:type="dxa" w:w="3000"/>
+            <w:tcBorders>
+              <w:top w:val="single" w:color="999999" w:sz="4"/>
+              <w:left w:val="single" w:color="999999" w:sz="4"/>
+              <w:bottom w:val="single" w:color="999999" w:sz="4"/>
+              <w:right w:val="single" w:color="999999" w:sz="4"/>
+            </w:tcBorders>
+            <w:shd w:fill="1F6391" w:val="clear"/>
+            <w:tcMar>
+              <w:top w:type="dxa" w:w="60"/>
+              <w:left w:type="dxa" w:w="80"/>
+              <w:bottom w:type="dxa" w:w="60"/>
+              <w:right w:type="dxa" w:w="80"/>
+            </w:tcMar>
+            <w:vAlign w:val="center"/>
+          </w:tcPr>
+          <w:p>
+            <w:r>
+              <w:rPr>
+                <w:b/>
+                <w:bCs/>
+                <w:color w:val="FFFFFF"/>
+                <w:sz w:val="20"/>
+                <w:szCs w:val="20"/>
+              </w:rPr>
+              <w:t xml:space="preserve">Independently tested by</w:t>
+            </w:r>
+          </w:p>
+        </w:tc>
+      </w:tr>
+      <w:tr>
+        <w:tc>
+          <w:tcPr>
+            <w:tcW w:type="dxa" w:w="4228"/>
+            <w:tcBorders>
+              <w:top w:val="single" w:color="999999" w:sz="4"/>
+              <w:left w:val="single" w:color="999999" w:sz="4"/>
+              <w:bottom w:val="single" w:color="999999" w:sz="4"/>
+              <w:right w:val="single" w:color="999999" w:sz="4"/>
+            </w:tcBorders>
+            <w:tcMar>
+              <w:top w:type="dxa" w:w="60"/>
+              <w:left w:type="dxa" w:w="80"/>
+              <w:bottom w:type="dxa" w:w="60"/>
+              <w:right w:type="dxa" w:w="80"/>
+            </w:tcMar>
+            <w:vAlign w:val="center"/>
+          </w:tcPr>
+          <w:p>
+            <w:r>
+              <w:rPr>
+                <w:sz w:val="19"/>
+                <w:szCs w:val="19"/>
+              </w:rPr>
+              <w:t xml:space="preserve">Transaction Service, Account Service</w:t>
+            </w:r>
+          </w:p>
+        </w:tc>
+        <w:tc>
+          <w:tcPr>
+            <w:tcW w:type="dxa" w:w="3000"/>
+            <w:tcBorders>
+              <w:top w:val="single" w:color="999999" w:sz="4"/>
+              <w:left w:val="single" w:color="999999" w:sz="4"/>
+              <w:bottom w:val="single" w:color="999999" w:sz="4"/>
+              <w:right w:val="single" w:color="999999" w:sz="4"/>
+            </w:tcBorders>
+            <w:tcMar>
+              <w:top w:type="dxa" w:w="60"/>
+              <w:left w:type="dxa" w:w="80"/>
+              <w:bottom w:type="dxa" w:w="60"/>
+              <w:right w:type="dxa" w:w="80"/>
+            </w:tcMar>
+            <w:vAlign w:val="center"/>
+          </w:tcPr>
+          <w:p>
+            <w:r>
+              <w:rPr>
+                <w:sz w:val="19"/>
+                <w:szCs w:val="19"/>
+              </w:rPr>
+              <w:t xml:space="preserve">Dev A (Taran S, Scrum Master)</w:t>
+            </w:r>
+          </w:p>
+        </w:tc>
+        <w:tc>
+          <w:tcPr>
+            <w:tcW w:type="dxa" w:w="3000"/>
+            <w:tcBorders>
+              <w:top w:val="single" w:color="999999" w:sz="4"/>
+              <w:left w:val="single" w:color="999999" w:sz="4"/>
+              <w:bottom w:val="single" w:color="999999" w:sz="4"/>
+              <w:right w:val="single" w:color="999999" w:sz="4"/>
+            </w:tcBorders>
+            <w:tcMar>
+              <w:top w:type="dxa" w:w="60"/>
+              <w:left w:type="dxa" w:w="80"/>
+              <w:bottom w:type="dxa" w:w="60"/>
+              <w:right w:type="dxa" w:w="80"/>
+            </w:tcMar>
+            <w:vAlign w:val="center"/>
+          </w:tcPr>
+          <w:p>
+            <w:r>
+              <w:rPr>
+                <w:sz w:val="19"/>
+                <w:szCs w:val="19"/>
+              </w:rPr>
+              <w:t xml:space="preserve">Dev D (Surya Raju Naik)</w:t>
+            </w:r>
+          </w:p>
+        </w:tc>
+      </w:tr>
+      <w:tr>
+        <w:tc>
+          <w:tcPr>
+            <w:tcW w:type="dxa" w:w="4228"/>
+            <w:tcBorders>
+              <w:top w:val="single" w:color="999999" w:sz="4"/>
+              <w:left w:val="single" w:color="999999" w:sz="4"/>
+              <w:bottom w:val="single" w:color="999999" w:sz="4"/>
+              <w:right w:val="single" w:color="999999" w:sz="4"/>
+            </w:tcBorders>
+            <w:shd w:fill="F2F2F2" w:val="clear"/>
+            <w:tcMar>
+              <w:top w:type="dxa" w:w="60"/>
+              <w:left w:type="dxa" w:w="80"/>
+              <w:bottom w:type="dxa" w:w="60"/>
+              <w:right w:type="dxa" w:w="80"/>
+            </w:tcMar>
+            <w:vAlign w:val="center"/>
+          </w:tcPr>
+          <w:p>
+            <w:r>
+              <w:rPr>
+                <w:sz w:val="19"/>
+                <w:szCs w:val="19"/>
+              </w:rPr>
+              <w:t xml:space="preserve">Auth Service, Admin Service</w:t>
+            </w:r>
+          </w:p>
+        </w:tc>
+        <w:tc>
+          <w:tcPr>
+            <w:tcW w:type="dxa" w:w="3000"/>
+            <w:tcBorders>
+              <w:top w:val="single" w:color="999999" w:sz="4"/>
+              <w:left w:val="single" w:color="999999" w:sz="4"/>
+              <w:bottom w:val="single" w:color="999999" w:sz="4"/>
+              <w:right w:val="single" w:color="999999" w:sz="4"/>
+            </w:tcBorders>
+            <w:shd w:fill="F2F2F2" w:val="clear"/>
+            <w:tcMar>
+              <w:top w:type="dxa" w:w="60"/>
+              <w:left w:type="dxa" w:w="80"/>
+              <w:bottom w:type="dxa" w:w="60"/>
+              <w:right w:type="dxa" w:w="80"/>
+            </w:tcMar>
+            <w:vAlign w:val="center"/>
+          </w:tcPr>
+          <w:p>
+            <w:r>
+              <w:rPr>
+                <w:sz w:val="19"/>
+                <w:szCs w:val="19"/>
+              </w:rPr>
+              <w:t xml:space="preserve">Dev B (Suryatej Vojjala)</w:t>
+            </w:r>
+          </w:p>
+        </w:tc>
+        <w:tc>
+          <w:tcPr>
+            <w:tcW w:type="dxa" w:w="3000"/>
+            <w:tcBorders>
+              <w:top w:val="single" w:color="999999" w:sz="4"/>
+              <w:left w:val="single" w:color="999999" w:sz="4"/>
+              <w:bottom w:val="single" w:color="999999" w:sz="4"/>
+              <w:right w:val="single" w:color="999999" w:sz="4"/>
+            </w:tcBorders>
+            <w:shd w:fill="F2F2F2" w:val="clear"/>
+            <w:tcMar>
+              <w:top w:type="dxa" w:w="60"/>
+              <w:left w:type="dxa" w:w="80"/>
+              <w:bottom w:type="dxa" w:w="60"/>
+              <w:right w:type="dxa" w:w="80"/>
+            </w:tcMar>
+            <w:vAlign w:val="center"/>
+          </w:tcPr>
+          <w:p>
+            <w:r>
+              <w:rPr>
+                <w:sz w:val="19"/>
+                <w:szCs w:val="19"/>
+              </w:rPr>
+              <w:t xml:space="preserve">Dev A (Taran S)</w:t>
+            </w:r>
+          </w:p>
+        </w:tc>
+      </w:tr>
+      <w:tr>
+        <w:tc>
+          <w:tcPr>
+            <w:tcW w:type="dxa" w:w="4228"/>
+            <w:tcBorders>
+              <w:top w:val="single" w:color="999999" w:sz="4"/>
+              <w:left w:val="single" w:color="999999" w:sz="4"/>
+              <w:bottom w:val="single" w:color="999999" w:sz="4"/>
+              <w:right w:val="single" w:color="999999" w:sz="4"/>
+            </w:tcBorders>
+            <w:tcMar>
+              <w:top w:type="dxa" w:w="60"/>
+              <w:left w:type="dxa" w:w="80"/>
+              <w:bottom w:type="dxa" w:w="60"/>
+              <w:right w:type="dxa" w:w="80"/>
+            </w:tcMar>
+            <w:vAlign w:val="center"/>
+          </w:tcPr>
+          <w:p>
+            <w:r>
+              <w:rPr>
+                <w:sz w:val="19"/>
+                <w:szCs w:val="19"/>
+              </w:rPr>
+              <w:t xml:space="preserve">Budget Service, Report Service</w:t>
+            </w:r>
+          </w:p>
+        </w:tc>
+        <w:tc>
+          <w:tcPr>
+            <w:tcW w:type="dxa" w:w="3000"/>
+            <w:tcBorders>
+              <w:top w:val="single" w:color="999999" w:sz="4"/>
+              <w:left w:val="single" w:color="999999" w:sz="4"/>
+              <w:bottom w:val="single" w:color="999999" w:sz="4"/>
+              <w:right w:val="single" w:color="999999" w:sz="4"/>
+            </w:tcBorders>
+            <w:tcMar>
+              <w:top w:type="dxa" w:w="60"/>
+              <w:left w:type="dxa" w:w="80"/>
+              <w:bottom w:type="dxa" w:w="60"/>
+              <w:right w:type="dxa" w:w="80"/>
+            </w:tcMar>
+            <w:vAlign w:val="center"/>
+          </w:tcPr>
+          <w:p>
+            <w:r>
+              <w:rPr>
+                <w:sz w:val="19"/>
+                <w:szCs w:val="19"/>
+              </w:rPr>
+              <w:t xml:space="preserve">Dev C (Sujay P Nayak)</w:t>
+            </w:r>
+          </w:p>
+        </w:tc>
+        <w:tc>
+          <w:tcPr>
+            <w:tcW w:type="dxa" w:w="3000"/>
+            <w:tcBorders>
+              <w:top w:val="single" w:color="999999" w:sz="4"/>
+              <w:left w:val="single" w:color="999999" w:sz="4"/>
+              <w:bottom w:val="single" w:color="999999" w:sz="4"/>
+              <w:right w:val="single" w:color="999999" w:sz="4"/>
+            </w:tcBorders>
+            <w:tcMar>
+              <w:top w:type="dxa" w:w="60"/>
+              <w:left w:type="dxa" w:w="80"/>
+              <w:bottom w:type="dxa" w:w="60"/>
+              <w:right w:type="dxa" w:w="80"/>
+            </w:tcMar>
+            <w:vAlign w:val="center"/>
+          </w:tcPr>
+          <w:p>
+            <w:r>
+              <w:rPr>
+                <w:sz w:val="19"/>
+                <w:szCs w:val="19"/>
+              </w:rPr>
+              <w:t xml:space="preserve">Dev B (Suryatej Vojjala)</w:t>
+            </w:r>
+          </w:p>
+        </w:tc>
+      </w:tr>
+      <w:tr>
+        <w:tc>
+          <w:tcPr>
+            <w:tcW w:type="dxa" w:w="4228"/>
+            <w:tcBorders>
+              <w:top w:val="single" w:color="999999" w:sz="4"/>
+              <w:left w:val="single" w:color="999999" w:sz="4"/>
+              <w:bottom w:val="single" w:color="999999" w:sz="4"/>
+              <w:right w:val="single" w:color="999999" w:sz="4"/>
+            </w:tcBorders>
+            <w:shd w:fill="F2F2F2" w:val="clear"/>
+            <w:tcMar>
+              <w:top w:type="dxa" w:w="60"/>
+              <w:left w:type="dxa" w:w="80"/>
+              <w:bottom w:type="dxa" w:w="60"/>
+              <w:right w:type="dxa" w:w="80"/>
+            </w:tcMar>
+            <w:vAlign w:val="center"/>
+          </w:tcPr>
+          <w:p>
+            <w:r>
+              <w:rPr>
+                <w:sz w:val="19"/>
+                <w:szCs w:val="19"/>
+              </w:rPr>
+              <w:t xml:space="preserve">Notification Service, TLS/security configuration, CI/CD, receipts storage</w:t>
+            </w:r>
+          </w:p>
+        </w:tc>
+        <w:tc>
+          <w:tcPr>
+            <w:tcW w:type="dxa" w:w="3000"/>
+            <w:tcBorders>
+              <w:top w:val="single" w:color="999999" w:sz="4"/>
+              <w:left w:val="single" w:color="999999" w:sz="4"/>
+              <w:bottom w:val="single" w:color="999999" w:sz="4"/>
+              <w:right w:val="single" w:color="999999" w:sz="4"/>
+            </w:tcBorders>
+            <w:shd w:fill="F2F2F2" w:val="clear"/>
+            <w:tcMar>
+              <w:top w:type="dxa" w:w="60"/>
+              <w:left w:type="dxa" w:w="80"/>
+              <w:bottom w:type="dxa" w:w="60"/>
+              <w:right w:type="dxa" w:w="80"/>
+            </w:tcMar>
+            <w:vAlign w:val="center"/>
+          </w:tcPr>
+          <w:p>
+            <w:r>
+              <w:rPr>
+                <w:sz w:val="19"/>
+                <w:szCs w:val="19"/>
+              </w:rPr>
+              <w:t xml:space="preserve">Dev D (Surya Raju Naik)</w:t>
+            </w:r>
+          </w:p>
+        </w:tc>
+        <w:tc>
+          <w:tcPr>
+            <w:tcW w:type="dxa" w:w="3000"/>
+            <w:tcBorders>
+              <w:top w:val="single" w:color="999999" w:sz="4"/>
+              <w:left w:val="single" w:color="999999" w:sz="4"/>
+              <w:bottom w:val="single" w:color="999999" w:sz="4"/>
+              <w:right w:val="single" w:color="999999" w:sz="4"/>
+            </w:tcBorders>
+            <w:shd w:fill="F2F2F2" w:val="clear"/>
+            <w:tcMar>
+              <w:top w:type="dxa" w:w="60"/>
+              <w:left w:type="dxa" w:w="80"/>
+              <w:bottom w:type="dxa" w:w="60"/>
+              <w:right w:type="dxa" w:w="80"/>
+            </w:tcMar>
+            <w:vAlign w:val="center"/>
+          </w:tcPr>
+          <w:p>
+            <w:r>
+              <w:rPr>
+                <w:sz w:val="19"/>
+                <w:szCs w:val="19"/>
+              </w:rPr>
+              <w:t xml:space="preserve">Dev C (Sujay P Nayak)</w:t>
+            </w:r>
+          </w:p>
+        </w:tc>
+      </w:tr>
+    </w:tbl>
     <w:p>
       <w:pPr>
         <w:pStyle w:val="Heading2"/>
